--- a/resources/templates/15述职报告提纲.docx
+++ b/resources/templates/15述职报告提纲.docx
@@ -11,8 +11,6 @@
           <w:szCs w:val="36"/>
         </w:rPr>
       </w:pPr>
-      <w:bookmarkStart w:id="0" w:name="_GoBack"/>
-      <w:bookmarkEnd w:id="0"/>
       <w:r>
         <w:rPr>
           <w:rFonts w:hint="eastAsia" w:ascii="仿宋_GB2312" w:eastAsia="仿宋_GB2312"/>
@@ -36,7 +34,26 @@
           <w:sz w:val="30"/>
           <w:szCs w:val="30"/>
         </w:rPr>
-        <w:t xml:space="preserve">                                -----XXX（述职人）</w:t>
+        <w:t xml:space="preserve">                                -----</w:t>
+      </w:r>
+      <w:r>
+        <w:rPr>
+          <w:rFonts w:hint="eastAsia" w:ascii="仿宋_GB2312" w:eastAsia="仿宋_GB2312"/>
+          <w:sz w:val="30"/>
+          <w:szCs w:val="30"/>
+          <w:lang w:val="en-US" w:eastAsia="zh-CN"/>
+        </w:rPr>
+        <w:t>***</w:t>
+      </w:r>
+      <w:bookmarkStart w:id="0" w:name="_GoBack"/>
+      <w:bookmarkEnd w:id="0"/>
+      <w:r>
+        <w:rPr>
+          <w:rFonts w:hint="eastAsia" w:ascii="仿宋_GB2312" w:eastAsia="仿宋_GB2312"/>
+          <w:sz w:val="30"/>
+          <w:szCs w:val="30"/>
+        </w:rPr>
+        <w:t>（述职人）</w:t>
       </w:r>
     </w:p>
     <w:p>
@@ -54,7 +71,92 @@
           <w:sz w:val="30"/>
           <w:szCs w:val="30"/>
         </w:rPr>
-        <w:t>一、我是XXX年X月至XXX年X月任XXX局（单位）局长（职务称谓）；本人在单位内的分工情况。</w:t>
+        <w:t>一、我是</w:t>
+      </w:r>
+      <w:r>
+        <w:rPr>
+          <w:rFonts w:hint="eastAsia" w:ascii="仿宋_GB2312" w:eastAsia="仿宋_GB2312"/>
+          <w:sz w:val="30"/>
+          <w:szCs w:val="30"/>
+          <w:lang w:val="en-US" w:eastAsia="zh-CN"/>
+        </w:rPr>
+        <w:t>**</w:t>
+      </w:r>
+      <w:r>
+        <w:rPr>
+          <w:rFonts w:hint="eastAsia" w:ascii="仿宋_GB2312" w:eastAsia="仿宋_GB2312"/>
+          <w:sz w:val="30"/>
+          <w:szCs w:val="30"/>
+        </w:rPr>
+        <w:t>年</w:t>
+      </w:r>
+      <w:r>
+        <w:rPr>
+          <w:rFonts w:hint="eastAsia" w:ascii="仿宋_GB2312" w:eastAsia="仿宋_GB2312"/>
+          <w:sz w:val="30"/>
+          <w:szCs w:val="30"/>
+          <w:lang w:val="en-US" w:eastAsia="zh-CN"/>
+        </w:rPr>
+        <w:t>**</w:t>
+      </w:r>
+      <w:r>
+        <w:rPr>
+          <w:rFonts w:hint="eastAsia" w:ascii="仿宋_GB2312" w:eastAsia="仿宋_GB2312"/>
+          <w:sz w:val="30"/>
+          <w:szCs w:val="30"/>
+        </w:rPr>
+        <w:t>月至</w:t>
+      </w:r>
+      <w:r>
+        <w:rPr>
+          <w:rFonts w:hint="eastAsia" w:ascii="仿宋_GB2312" w:eastAsia="仿宋_GB2312"/>
+          <w:sz w:val="30"/>
+          <w:szCs w:val="30"/>
+          <w:lang w:val="en-US" w:eastAsia="zh-CN"/>
+        </w:rPr>
+        <w:t>**</w:t>
+      </w:r>
+      <w:r>
+        <w:rPr>
+          <w:rFonts w:hint="eastAsia" w:ascii="仿宋_GB2312" w:eastAsia="仿宋_GB2312"/>
+          <w:sz w:val="30"/>
+          <w:szCs w:val="30"/>
+        </w:rPr>
+        <w:t>年</w:t>
+      </w:r>
+      <w:r>
+        <w:rPr>
+          <w:rFonts w:hint="eastAsia" w:ascii="仿宋_GB2312" w:eastAsia="仿宋_GB2312"/>
+          <w:sz w:val="30"/>
+          <w:szCs w:val="30"/>
+          <w:lang w:val="en-US" w:eastAsia="zh-CN"/>
+        </w:rPr>
+        <w:t>**</w:t>
+      </w:r>
+      <w:r>
+        <w:rPr>
+          <w:rFonts w:hint="eastAsia" w:ascii="仿宋_GB2312" w:eastAsia="仿宋_GB2312"/>
+          <w:sz w:val="30"/>
+          <w:szCs w:val="30"/>
+        </w:rPr>
+        <w:t>月任</w:t>
+      </w:r>
+      <w:r>
+        <w:rPr>
+          <w:rFonts w:hint="eastAsia" w:ascii="仿宋_GB2312" w:eastAsia="仿宋_GB2312"/>
+          <w:sz w:val="30"/>
+          <w:szCs w:val="30"/>
+          <w:lang w:val="en-US" w:eastAsia="zh-CN"/>
+        </w:rPr>
+        <w:t>***</w:t>
+      </w:r>
+      <w:r>
+        <w:rPr>
+          <w:rFonts w:hint="eastAsia" w:ascii="仿宋_GB2312" w:eastAsia="仿宋_GB2312"/>
+          <w:sz w:val="30"/>
+          <w:szCs w:val="30"/>
+        </w:rPr>
+        <w:t>局（单位）局长（职务称谓）；本人在单位内的分工情况。</w:t>
       </w:r>
     </w:p>
     <w:p>
@@ -684,7 +786,7 @@
     <w:sdtPr>
       <w:id w:val="1719363791"/>
       <w:docPartObj>
-        <w:docPartGallery w:val="AutoText"/>
+        <w:docPartGallery w:val="autotext"/>
       </w:docPartObj>
     </w:sdtPr>
     <w:sdtContent>
@@ -692,7 +794,7 @@
         <w:sdtPr>
           <w:id w:val="171357217"/>
           <w:docPartObj>
-            <w:docPartGallery w:val="AutoText"/>
+            <w:docPartGallery w:val="autotext"/>
           </w:docPartObj>
         </w:sdtPr>
         <w:sdtContent>
@@ -835,7 +937,7 @@
 </file>
 
 <file path=word/numbering.xml><?xml version="1.0" encoding="utf-8"?>
-<w:numbering xmlns:wpc="http://schemas.microsoft.com/office/word/2010/wordprocessingCanvas" xmlns:mc="http://schemas.openxmlformats.org/markup-compatibility/2006" xmlns:o="urn:schemas-microsoft-com:office:office" xmlns:r="http://schemas.openxmlformats.org/officeDocument/2006/relationships" xmlns:m="http://schemas.openxmlformats.org/officeDocument/2006/math" xmlns:v="urn:schemas-microsoft-com:vml" xmlns:wp14="http://schemas.microsoft.com/office/word/2010/wordprocessingDrawing" xmlns:wp="http://schemas.openxmlformats.org/drawingml/2006/wordprocessingDrawing" xmlns:w10="urn:schemas-microsoft-com:office:word" xmlns:w="http://schemas.openxmlformats.org/wordprocessingml/2006/main" xmlns:w14="http://schemas.microsoft.com/office/word/2010/wordml" xmlns:wpg="http://schemas.microsoft.com/office/word/2010/wordprocessingGroup" xmlns:wpi="http://schemas.microsoft.com/office/word/2010/wordprocessingInk" xmlns:wne="http://schemas.microsoft.com/office/word/2006/wordml" xmlns:wps="http://schemas.microsoft.com/office/word/2010/wordprocessingShape" mc:Ignorable="w14 wp14">
+<w:numbering xmlns:wpc="http://schemas.microsoft.com/office/word/2010/wordprocessingCanvas" xmlns:mc="http://schemas.openxmlformats.org/markup-compatibility/2006" xmlns:o="urn:schemas-microsoft-com:office:office" xmlns:r="http://schemas.openxmlformats.org/officeDocument/2006/relationships" xmlns:m="http://schemas.openxmlformats.org/officeDocument/2006/math" xmlns:v="urn:schemas-microsoft-com:vml" xmlns:wp14="http://schemas.microsoft.com/office/word/2010/wordprocessingDrawing" xmlns:wp="http://schemas.openxmlformats.org/drawingml/2006/wordprocessingDrawing" xmlns:w10="urn:schemas-microsoft-com:office:word" xmlns:w="http://schemas.openxmlformats.org/wordprocessingml/2006/main" xmlns:w14="http://schemas.microsoft.com/office/word/2010/wordml" xmlns:wpg="http://schemas.microsoft.com/office/word/2010/wordprocessingGroup" xmlns:wpi="http://schemas.microsoft.com/office/word/2010/wordprocessingInk" xmlns:wne="http://schemas.microsoft.com/office/word/2006/wordml" xmlns:wps="http://schemas.microsoft.com/office/word/2010/wordprocessingShape" xmlns:wpsCustomData="http://www.wps.cn/officeDocument/2013/wpsCustomData" mc:Ignorable="w14 wp14">
   <w:abstractNum w:abstractNumId="0">
     <w:nsid w:val="77525D61"/>
     <w:multiLevelType w:val="multilevel"/>
@@ -932,13 +1034,14 @@
 </file>
 
 <file path=word/styles.xml><?xml version="1.0" encoding="utf-8"?>
-<w:styles xmlns:mc="http://schemas.openxmlformats.org/markup-compatibility/2006" xmlns:o="urn:schemas-microsoft-com:office:office" xmlns:r="http://schemas.openxmlformats.org/officeDocument/2006/relationships" xmlns:m="http://schemas.openxmlformats.org/officeDocument/2006/math" xmlns:v="urn:schemas-microsoft-com:vml" xmlns:w="http://schemas.openxmlformats.org/wordprocessingml/2006/main" xmlns:w14="http://schemas.microsoft.com/office/word/2010/wordml" xmlns:w10="urn:schemas-microsoft-com:office:word" xmlns:sl="http://schemas.openxmlformats.org/schemaLibrary/2006/main" mc:Ignorable="w14">
+<w:styles xmlns:mc="http://schemas.openxmlformats.org/markup-compatibility/2006" xmlns:o="urn:schemas-microsoft-com:office:office" xmlns:r="http://schemas.openxmlformats.org/officeDocument/2006/relationships" xmlns:m="http://schemas.openxmlformats.org/officeDocument/2006/math" xmlns:v="urn:schemas-microsoft-com:vml" xmlns:w="http://schemas.openxmlformats.org/wordprocessingml/2006/main" xmlns:w14="http://schemas.microsoft.com/office/word/2010/wordml" xmlns:w10="urn:schemas-microsoft-com:office:word" xmlns:sl="http://schemas.openxmlformats.org/schemaLibrary/2006/main" xmlns:wpsCustomData="http://www.wps.cn/officeDocument/2013/wpsCustomData" mc:Ignorable="w14">
   <w:docDefaults>
     <w:rPrDefault>
       <w:rPr>
         <w:rFonts w:asciiTheme="minorHAnsi" w:hAnsiTheme="minorHAnsi" w:eastAsiaTheme="minorEastAsia" w:cstheme="minorBidi"/>
       </w:rPr>
     </w:rPrDefault>
+    <w:pPrDefault/>
   </w:docDefaults>
   <w:latentStyles w:count="260" w:defQFormat="0" w:defUnhideWhenUsed="1" w:defSemiHidden="1" w:defUIPriority="99" w:defLockedState="0">
     <w:lsdException w:qFormat="1" w:unhideWhenUsed="0" w:uiPriority="0" w:semiHidden="0" w:name="Normal"/>
@@ -1605,20 +1708,4 @@
   </a:themeElements>
   <a:objectDefaults/>
 </a:theme>
-</file>
-
-<file path=customXml/item1.xml><?xml version="1.0" encoding="utf-8"?>
-<s:customData xmlns="http://www.wps.cn/officeDocument/2013/wpsCustomData" xmlns:s="http://www.wps.cn/officeDocument/2013/wpsCustomData">
-  <customSectProps>
-    <customSectPr/>
-  </customSectProps>
-</s:customData>
-</file>
-
-<file path=customXml/itemProps1.xml><?xml version="1.0" encoding="utf-8"?>
-<ds:datastoreItem xmlns:ds="http://schemas.openxmlformats.org/officeDocument/2006/customXml" ds:itemID="{B1977F7D-205B-4081-913C-38D41E755F92}">
-  <ds:schemaRefs>
-    <ds:schemaRef ds:uri="http://www.wps.cn/officeDocument/2013/wpsCustomData"/>
-  </ds:schemaRefs>
-</ds:datastoreItem>
 </file>